--- a/security_scanner/Phishield_Scanner_Gap_Analysis_v10.docx
+++ b/security_scanner/Phishield_Scanner_Gap_Analysis_v10.docx
@@ -171,7 +171,7 @@
           <w:sz w:val="22"/>
           <w:szCs w:val="22"/>
         </w:rPr>
-        <w:t xml:space="preserve">Two later waves have since landed and are folded into this revision. An application and maintainability hardening pass (SCN-030, SCN-031; 2026-06-11) added operational self-protection and split the report module behind a snapshot guard. A checker ground-truth audit (SCN-032 through SCN-038; 2026-06-30 to 2026-07-03) then corrected how the scanner attributes IP ownership, gates CVEs against the software actually detected, and unifies the golden and live scoring paths; it also hardened a wave of false-positive and non-determinism classes surfaced by a real production scan. Over the same period the scanner moved from the Render free tier to a dedicated Google Cloud VM at veilguard.phishield.com/scanner, with Render retained as a legacy endpoint during the transition. Most recently (SCN-039; 2026-07-20) the sensitive-credential handling was hardened end to end: breached identifiers are now masked at every serving boundary (API, dashboard and PDF), and the Section 6.4 encrypted export was wired to its consent-gated, one-time expiring delivery with a POPIA / FAIS audit trail. The audit fixes are locked by tooling/regression/adversarial_gate.py, which reports 40 ground-truth scenarios as of this revision.</w:t>
+        <w:t xml:space="preserve">Two later waves have since landed and are folded into this revision. An application and maintainability hardening pass (SCN-030, SCN-031; 2026-06-11) added operational self-protection and split the report module behind a snapshot guard. A checker ground-truth audit (SCN-032 through SCN-038; 2026-06-30 to 2026-07-03) then corrected how the scanner attributes IP ownership, gates CVEs against the software actually detected, and unifies the golden and live scoring paths; it also hardened a wave of false-positive and non-determinism classes surfaced by a real production scan. Over the same period the scanner moved from the Render free tier to a dedicated Google Cloud VM at veilguard.phishield.com/scanner, with Render retained as a legacy endpoint during the transition. Most recently (SCN-039; 2026-07-20) the sensitive-credential handling was hardened end to end: breached identifiers are now masked at every serving boundary (API, dashboard and PDF), and the Section 6.4 encrypted export was wired to its consent-gated, one-time expiring delivery with a POPIA / FAIS audit trail. In progress (SCN-040; 2026-07-22) is web-corroborated breach discovery that augments the thin HIBP breach-history checker: dated open-source intelligence (reputable news + ransomware leak-site listings) behind a strict headline gate, judged by Claude Sonnet 5 to confirm, cluster and date real incidents -- reporting-first, and gated on a funded API key plus live-scan wiring. The audit fixes are locked by tooling/regression/adversarial_gate.py, which reports 40 ground-truth scenarios as of this revision.</w:t>
       </w:r>
     </w:p>
     <w:p>
@@ -4620,6 +4620,169 @@
                 <w:szCs w:val="20"/>
               </w:rPr>
               <w:t xml:space="preserve">Done 2026-07-20</w:t>
+            </w:r>
+          </w:p>
+        </w:tc>
+      </w:tr>
+      <w:tr>
+        <w:tc>
+          <w:tcPr>
+            <w:tcW w:type="dxa" w:w="1300"/>
+            <w:tcBorders>
+              <w:top w:val="single" w:color="CCCCCC" w:sz="1"/>
+              <w:left w:val="single" w:color="CCCCCC" w:sz="1"/>
+              <w:bottom w:val="single" w:color="CCCCCC" w:sz="1"/>
+              <w:right w:val="single" w:color="CCCCCC" w:sz="1"/>
+            </w:tcBorders>
+            <w:shd w:fill="FFFFFF" w:val="clear"/>
+            <w:tcMar>
+              <w:top w:type="dxa" w:w="80"/>
+              <w:left w:type="dxa" w:w="120"/>
+              <w:bottom w:type="dxa" w:w="80"/>
+              <w:right w:type="dxa" w:w="120"/>
+            </w:tcMar>
+          </w:tcPr>
+          <w:p>
+            <w:pPr>
+              <w:spacing w:line="276"/>
+            </w:pPr>
+            <w:r>
+              <w:rPr>
+                <w:rFonts w:ascii="Arial" w:cs="Arial" w:eastAsia="Arial" w:hAnsi="Arial"/>
+                <w:b/>
+                <w:bCs/>
+                <w:sz w:val="20"/>
+                <w:szCs w:val="20"/>
+              </w:rPr>
+              <w:t xml:space="preserve">2026-07-22</w:t>
+            </w:r>
+          </w:p>
+        </w:tc>
+        <w:tc>
+          <w:tcPr>
+            <w:tcW w:type="dxa" w:w="1100"/>
+            <w:tcBorders>
+              <w:top w:val="single" w:color="CCCCCC" w:sz="1"/>
+              <w:left w:val="single" w:color="CCCCCC" w:sz="1"/>
+              <w:bottom w:val="single" w:color="CCCCCC" w:sz="1"/>
+              <w:right w:val="single" w:color="CCCCCC" w:sz="1"/>
+            </w:tcBorders>
+            <w:shd w:fill="FFFFFF" w:val="clear"/>
+            <w:tcMar>
+              <w:top w:type="dxa" w:w="80"/>
+              <w:left w:type="dxa" w:w="120"/>
+              <w:bottom w:type="dxa" w:w="80"/>
+              <w:right w:type="dxa" w:w="120"/>
+            </w:tcMar>
+          </w:tcPr>
+          <w:p>
+            <w:pPr>
+              <w:spacing w:line="276"/>
+            </w:pPr>
+            <w:r>
+              <w:rPr>
+                <w:rFonts w:ascii="Arial" w:cs="Arial" w:eastAsia="Arial" w:hAnsi="Arial"/>
+                <w:color w:val="000000"/>
+                <w:sz w:val="20"/>
+                <w:szCs w:val="20"/>
+              </w:rPr>
+              <w:t xml:space="preserve">SCN-040</w:t>
+            </w:r>
+          </w:p>
+        </w:tc>
+        <w:tc>
+          <w:tcPr>
+            <w:tcW w:type="dxa" w:w="2500"/>
+            <w:tcBorders>
+              <w:top w:val="single" w:color="CCCCCC" w:sz="1"/>
+              <w:left w:val="single" w:color="CCCCCC" w:sz="1"/>
+              <w:bottom w:val="single" w:color="CCCCCC" w:sz="1"/>
+              <w:right w:val="single" w:color="CCCCCC" w:sz="1"/>
+            </w:tcBorders>
+            <w:shd w:fill="FFFFFF" w:val="clear"/>
+            <w:tcMar>
+              <w:top w:type="dxa" w:w="80"/>
+              <w:left w:type="dxa" w:w="120"/>
+              <w:bottom w:type="dxa" w:w="80"/>
+              <w:right w:type="dxa" w:w="120"/>
+            </w:tcMar>
+          </w:tcPr>
+          <w:p>
+            <w:pPr>
+              <w:spacing w:line="276"/>
+            </w:pPr>
+            <w:r>
+              <w:rPr>
+                <w:rFonts w:ascii="Arial" w:cs="Arial" w:eastAsia="Arial" w:hAnsi="Arial"/>
+                <w:color w:val="000000"/>
+                <w:sz w:val="20"/>
+                <w:szCs w:val="20"/>
+              </w:rPr>
+              <w:t xml:space="preserve">Web-corroborated breach discovery to augment the thin HIBP breach-history checker, built as 'we fetch, Claude judges'. HIBP's breaches-by-domain API only fires when a company is itself a catalogued named victim, so it returns 0 for the great majority of South African companies even when breached (Dis-Chem's 3.6M-record breach reads 0 in HIBP); recency is also material to posture but was never surfaced. Stage 1 (deterministic retrieval, free/keyless): Google News RSS plus the ransomware.live leak-site API, behind a strict headline gate (the company name AND a breach term must both appear in the headline, so namesakes and generic security news are dropped). Stage 2 (judgment, Claude Sonnet 5, gated on ANTHROPIC_API_KEY): the model confirms which candidates describe a real breach of THIS company, clusters same-event coverage into distinct incidents, extracts the actual incident date (not just the article date), and grades confidence via structured outputs; it degrades gracefully to the deterministic verdict when no key / SDK / on any API error, so the scanner never hard-fails on the LLM layer. Shipped as standalone tooling (tooling/breach_web_discovery.py); anthropic added to requirements as a soft dependency.</w:t>
+            </w:r>
+          </w:p>
+        </w:tc>
+        <w:tc>
+          <w:tcPr>
+            <w:tcW w:type="dxa" w:w="2500"/>
+            <w:tcBorders>
+              <w:top w:val="single" w:color="CCCCCC" w:sz="1"/>
+              <w:left w:val="single" w:color="CCCCCC" w:sz="1"/>
+              <w:bottom w:val="single" w:color="CCCCCC" w:sz="1"/>
+              <w:right w:val="single" w:color="CCCCCC" w:sz="1"/>
+            </w:tcBorders>
+            <w:shd w:fill="FFFFFF" w:val="clear"/>
+            <w:tcMar>
+              <w:top w:type="dxa" w:w="80"/>
+              <w:left w:type="dxa" w:w="120"/>
+              <w:bottom w:type="dxa" w:w="80"/>
+              <w:right w:type="dxa" w:w="120"/>
+            </w:tcMar>
+          </w:tcPr>
+          <w:p>
+            <w:pPr>
+              <w:spacing w:line="276"/>
+            </w:pPr>
+            <w:r>
+              <w:rPr>
+                <w:rFonts w:ascii="Arial" w:cs="Arial" w:eastAsia="Arial" w:hAnsi="Arial"/>
+                <w:color w:val="000000"/>
+                <w:sz w:val="20"/>
+                <w:szCs w:val="20"/>
+              </w:rPr>
+              <w:t xml:space="preserve">Reporting-first by design (no scoring change yet), per the one-signal, no-double-count anchoring discipline: once trusted, a recent confirmed breach can populate the existing breaches.breach_count / most_recent_breach fields and thereby the DBI recency component that already exists but is starved of data. Validated against real cases: Dis-Chem CONFIRMED with a full 2022-&gt;2025 timeline HIBP returns 0 for, Takealot REPORTED (the real Jun-2026 Fulfilment-Solutions document leak), a clean control NONE (no false positive), the ransomware path proven on a real leak-site victim (BELFOR), and the deterministic fallback proven. The Sonnet-5 request shape is validated end to end (SDK 0.117.1 accepted model + output_config + schema + thinking:disabled). STATUS / OPEN: the judgment layer is gated on a FUNDED API key -- the VM's sk-ant-api03 key currently returns 400 'credit balance too low', so live LLM judgment is pending a top-up; and wiring the discovery to run inside the live breaches checker (company name derived from domain stem + homepage title, reporting-only) is the next integration step.</w:t>
+            </w:r>
+          </w:p>
+        </w:tc>
+        <w:tc>
+          <w:tcPr>
+            <w:tcW w:type="dxa" w:w="1626"/>
+            <w:tcBorders>
+              <w:top w:val="single" w:color="CCCCCC" w:sz="1"/>
+              <w:left w:val="single" w:color="CCCCCC" w:sz="1"/>
+              <w:bottom w:val="single" w:color="CCCCCC" w:sz="1"/>
+              <w:right w:val="single" w:color="CCCCCC" w:sz="1"/>
+            </w:tcBorders>
+            <w:shd w:fill="FFFFFF" w:val="clear"/>
+            <w:tcMar>
+              <w:top w:type="dxa" w:w="80"/>
+              <w:left w:type="dxa" w:w="120"/>
+              <w:bottom w:type="dxa" w:w="80"/>
+              <w:right w:type="dxa" w:w="120"/>
+            </w:tcMar>
+          </w:tcPr>
+          <w:p>
+            <w:pPr>
+              <w:spacing w:line="276"/>
+            </w:pPr>
+            <w:r>
+              <w:rPr>
+                <w:rFonts w:ascii="Arial" w:cs="Arial" w:eastAsia="Arial" w:hAnsi="Arial"/>
+                <w:color w:val="000000"/>
+                <w:sz w:val="20"/>
+                <w:szCs w:val="20"/>
+              </w:rPr>
+              <w:t xml:space="preserve">In progress (SCN-040, 2026-07-22)</w:t>
             </w:r>
           </w:p>
         </w:tc>

--- a/security_scanner/Phishield_Scanner_Gap_Analysis_v10.docx
+++ b/security_scanner/Phishield_Scanner_Gap_Analysis_v10.docx
@@ -171,7 +171,7 @@
           <w:sz w:val="22"/>
           <w:szCs w:val="22"/>
         </w:rPr>
-        <w:t xml:space="preserve">Two later waves have since landed and are folded into this revision. An application and maintainability hardening pass (SCN-030, SCN-031; 2026-06-11) added operational self-protection and split the report module behind a snapshot guard. A checker ground-truth audit (SCN-032 through SCN-038; 2026-06-30 to 2026-07-03) then corrected how the scanner attributes IP ownership, gates CVEs against the software actually detected, and unifies the golden and live scoring paths; it also hardened a wave of false-positive and non-determinism classes surfaced by a real production scan. Over the same period the scanner moved from the Render free tier to a dedicated Google Cloud VM at veilguard.phishield.com/scanner, with Render retained as a legacy endpoint during the transition. Most recently (SCN-039; 2026-07-20) the sensitive-credential handling was hardened end to end: breached identifiers are now masked at every serving boundary (API, dashboard and PDF), and the Section 6.4 encrypted export was wired to its consent-gated, one-time expiring delivery with a POPIA / FAIS audit trail. In progress (SCN-040; 2026-07-22) is web-corroborated breach discovery that augments the thin HIBP breach-history checker: dated open-source intelligence (reputable news + ransomware leak-site listings) behind a strict headline gate, judged by Claude Sonnet 5 to confirm, cluster and date real incidents -- reporting-first, and gated on a funded API key plus live-scan wiring. The audit fixes are locked by tooling/regression/adversarial_gate.py, which reports 40 ground-truth scenarios as of this revision.</w:t>
+        <w:t xml:space="preserve">Two later waves have since landed and are folded into this revision. An application and maintainability hardening pass (SCN-030, SCN-031; 2026-06-11) added operational self-protection and split the report module behind a snapshot guard. A checker ground-truth audit (SCN-032 through SCN-038; 2026-06-30 to 2026-07-03) then corrected how the scanner attributes IP ownership, gates CVEs against the software actually detected, and unifies the golden and live scoring paths; it also hardened a wave of false-positive and non-determinism classes surfaced by a real production scan. Over the same period the scanner moved from the Render free tier to a dedicated Google Cloud VM at veilguard.phishield.com/scanner, with Render retained as a legacy endpoint during the transition. Most recently (SCN-039; 2026-07-20) the sensitive-credential handling was hardened end to end: breached identifiers are now masked at every serving boundary (API, dashboard and PDF), and the Section 6.4 encrypted export was wired to its consent-gated, one-time expiring delivery with a POPIA / FAIS audit trail. Most recently (SCN-040; 2026-07-27) web-corroborated breach discovery was added to augment the thin HIBP breach-history checker: dated open-source intelligence (reputable news + ransomware leak-site listings) behind a strict headline gate, plus a vendored deep-search answer engine that reads the source pages and cites them, recovering the date a breach actually occurred, the records affected and the root cause -- reporting-first, with live-scan wiring still open. The audit fixes are locked by tooling/regression/adversarial_gate.py, which reports 40 ground-truth scenarios as of this revision.</w:t>
       </w:r>
     </w:p>
     <w:p>
@@ -4654,7 +4654,7 @@
                 <w:sz w:val="20"/>
                 <w:szCs w:val="20"/>
               </w:rPr>
-              <w:t xml:space="preserve">2026-07-22</w:t>
+              <w:t xml:space="preserve">2026-07-27</w:t>
             </w:r>
           </w:p>
         </w:tc>
@@ -4718,7 +4718,7 @@
                 <w:sz w:val="20"/>
                 <w:szCs w:val="20"/>
               </w:rPr>
-              <w:t xml:space="preserve">Web-corroborated breach discovery to augment the thin HIBP breach-history checker, built as 'we fetch, Claude judges'. HIBP's breaches-by-domain API only fires when a company is itself a catalogued named victim, so it returns 0 for the great majority of South African companies even when breached (Dis-Chem's 3.6M-record breach reads 0 in HIBP); recency is also material to posture but was never surfaced. Stage 1 (deterministic retrieval, free/keyless): Google News RSS plus the ransomware.live leak-site API, behind a strict headline gate (the company name AND a breach term must both appear in the headline, so namesakes and generic security news are dropped). Stage 2 (judgment, Claude Sonnet 5, gated on ANTHROPIC_API_KEY): the model confirms which candidates describe a real breach of THIS company, clusters same-event coverage into distinct incidents, extracts the actual incident date (not just the article date), and grades confidence via structured outputs; it degrades gracefully to the deterministic verdict when no key / SDK / on any API error, so the scanner never hard-fails on the LLM layer. Shipped as standalone tooling (tooling/breach_web_discovery.py); anthropic added to requirements as a soft dependency.</w:t>
+              <w:t xml:space="preserve">Web-corroborated breach discovery to augment the thin HIBP breach-history checker. HIBP's breaches-by-domain API only fires when a company is itself a catalogued named victim, so it returns 0 for the great majority of South African companies even when breached (Dis-Chem's 3.68M-record breach reads 0 in HIBP); breach RECENCY is material to posture but was never surfaced. Stage 1 (deterministic retrieval, free/keyless): Google News RSS plus the ransomware.live leak-site API behind a strict headline gate (company name AND a breach term must both appear in the headline, so namesakes and generic security news are dropped); a leak-site listing is direct evidence of compromise and floors the verdict at confirmed. Stage 2 (research): the scanner now runs the veilguard stack's Perplexity-parity deep-search answer engine, vendored into security_scanner/websearch/ -- multi-provider fan-out (DuckDuckGo / Wikipedia / Mojeek keyless, plus Gemini Google-Search grounding), Reciprocal Rank Fusion, the top source pages are FETCHED AND READ, an iterative search-reason-search loop fills gaps, BM25 passage re-ranking, then a synthesized answer with inline citations; a second cheap Gemini call renders that answer into the incident schema (occurrence date, disclosure date, records, breach type, root cause, confidence). Degrades gracefully to the deterministic verdict when GOOGLE_API_KEY is absent or anything fails, and reports which layer answered so a thin result is never mistaken for a clean one.</w:t>
             </w:r>
           </w:p>
         </w:tc>
@@ -4750,7 +4750,7 @@
                 <w:sz w:val="20"/>
                 <w:szCs w:val="20"/>
               </w:rPr>
-              <w:t xml:space="preserve">Reporting-first by design (no scoring change yet), per the one-signal, no-double-count anchoring discipline: once trusted, a recent confirmed breach can populate the existing breaches.breach_count / most_recent_breach fields and thereby the DBI recency component that already exists but is starved of data. Validated against real cases: Dis-Chem CONFIRMED with a full 2022-&gt;2025 timeline HIBP returns 0 for, Takealot REPORTED (the real Jun-2026 Fulfilment-Solutions document leak), a clean control NONE (no false positive), the ransomware path proven on a real leak-site victim (BELFOR), and the deterministic fallback proven. The Sonnet-5 request shape is validated end to end (SDK 0.117.1 accepted model + output_config + schema + thinking:disabled). STATUS / OPEN: the judgment layer is gated on a FUNDED API key -- the VM's sk-ant-api03 key currently returns 400 'credit balance too low', so live LLM judgment is pending a top-up; and wiring the discovery to run inside the live breaches checker (company name derived from domain stem + homepage title, reporting-only) is the next integration step.</w:t>
+              <w:t xml:space="preserve">Chosen over a Claude-based judge because the veilguard engine does strictly more (reads pages, iterates, cites) and rides a single Google AI Studio key. Vendored verbatim for clean re-sync (websearch/VENDORED.md); the one deviation is a scanner-local env-only SearchConfig passed as web_answer(config=...), which short-circuits upstream's Command Centre credential-vault lookup (an internal HTTP route the scanner has no business calling). NOTE upstream's own postmortem: prod ran for weeks with GOOGLE_API_KEY blank and the engine degraded to fused snippets SILENTLY -- our wrapper therefore returns explicit configured / key_source on every call. Live-validated end to end on a funded AI Studio key: Dis-Chem CONFIRMED, occurred ~2022-04-28, 3.68M records, root cause a third-party e-statement provider (Grapevine) brute-forced, citing the Information Regulator's own enforcement notice -- where the earliest press article is 2022-05-11 and states none of that; Takealot CONFIRMED with TWO distinct incidents including a dark-web sale of order histories the previous headline-only approach never surfaced; a clean control returns NONE (no false positive); and the deterministic fallback is proven with the key unset. Reporting-first (no scoring change yet) per the one-signal, no-double-count anchoring discipline. OPEN: wire the discovery into the live breaches checker (company name from domain stem + homepage title) so it can populate breaches.breach_count / most_recent_breach and thereby the DBI recency component that already exists but is starved of data.</w:t>
             </w:r>
           </w:p>
         </w:tc>
@@ -4782,7 +4782,7 @@
                 <w:sz w:val="20"/>
                 <w:szCs w:val="20"/>
               </w:rPr>
-              <w:t xml:space="preserve">In progress (SCN-040, 2026-07-22)</w:t>
+              <w:t xml:space="preserve">Done (SCN-040, 2026-07-27); live-scan wiring open</w:t>
             </w:r>
           </w:p>
         </w:tc>

--- a/security_scanner/Phishield_Scanner_Gap_Analysis_v10.docx
+++ b/security_scanner/Phishield_Scanner_Gap_Analysis_v10.docx
@@ -171,7 +171,7 @@
           <w:sz w:val="22"/>
           <w:szCs w:val="22"/>
         </w:rPr>
-        <w:t xml:space="preserve">Two later waves have since landed and are folded into this revision. An application and maintainability hardening pass (SCN-030, SCN-031; 2026-06-11) added operational self-protection and split the report module behind a snapshot guard. A checker ground-truth audit (SCN-032 through SCN-038; 2026-06-30 to 2026-07-03) then corrected how the scanner attributes IP ownership, gates CVEs against the software actually detected, and unifies the golden and live scoring paths; it also hardened a wave of false-positive and non-determinism classes surfaced by a real production scan. Over the same period the scanner moved from the Render free tier to a dedicated Google Cloud VM at veilguard.phishield.com/scanner, with Render retained as a legacy endpoint during the transition. Most recently (SCN-039; 2026-07-20) the sensitive-credential handling was hardened end to end: breached identifiers are now masked at every serving boundary (API, dashboard and PDF), and the Section 6.4 encrypted export was wired to its consent-gated, one-time expiring delivery with a POPIA / FAIS audit trail. Most recently (SCN-040; 2026-07-27) web-corroborated breach discovery was added to augment the thin HIBP breach-history checker: dated open-source intelligence (reputable news + ransomware leak-site listings) behind a strict headline gate, plus a vendored deep-search answer engine that reads the source pages and cites them, recovering the date a breach actually occurred, the records affected and the root cause -- reporting-first, with live-scan wiring still open. The audit fixes are locked by tooling/regression/adversarial_gate.py, which reports 40 ground-truth scenarios as of this revision.</w:t>
+        <w:t xml:space="preserve">Two later waves have since landed and are folded into this revision. An application and maintainability hardening pass (SCN-030, SCN-031; 2026-06-11) added operational self-protection and split the report module behind a snapshot guard. A checker ground-truth audit (SCN-032 through SCN-038; 2026-06-30 to 2026-07-03) then corrected how the scanner attributes IP ownership, gates CVEs against the software actually detected, and unifies the golden and live scoring paths; it also hardened a wave of false-positive and non-determinism classes surfaced by a real production scan. Over the same period the scanner moved from the Render free tier to a dedicated Google Cloud VM at veilguard.phishield.com/scanner, with Render retained as a legacy endpoint during the transition. Most recently (SCN-039; 2026-07-20) the sensitive-credential handling was hardened end to end: breached identifiers are now masked at every serving boundary (API, dashboard and PDF), and the Section 6.4 encrypted export was wired to its consent-gated, one-time expiring delivery with a POPIA / FAIS audit trail. Most recently (SCN-040 and SCN-041; 2026-07-27) web-corroborated breach discovery replaced the thin HIBP breach-history signal: dated open-source intelligence behind a strict headline gate, plus a vendored deep-search answer engine that reads the source pages and cites them, recovering the date a breach actually occurred, the records affected and the root cause. It now runs inside the live scan and carries scoring weight on RECENCY rather than count, supersedes the HIBP count in the same slot at the same weight, finally supplies the Data Breach Index recency lever that had never fired, and adds a quarterly repeat-victimisation factor to the RSI through the post-breach recovery window -- with an unresearched scan reported as unassessed rather than clean. The audit fixes are locked by tooling/regression/adversarial_gate.py, which reports 40 ground-truth scenarios as of this revision.</w:t>
       </w:r>
     </w:p>
     <w:p>
@@ -4783,6 +4783,169 @@
                 <w:szCs w:val="20"/>
               </w:rPr>
               <w:t xml:space="preserve">Done (SCN-040, 2026-07-27); live-scan wiring open</w:t>
+            </w:r>
+          </w:p>
+        </w:tc>
+      </w:tr>
+      <w:tr>
+        <w:tc>
+          <w:tcPr>
+            <w:tcW w:type="dxa" w:w="1300"/>
+            <w:tcBorders>
+              <w:top w:val="single" w:color="CCCCCC" w:sz="1"/>
+              <w:left w:val="single" w:color="CCCCCC" w:sz="1"/>
+              <w:bottom w:val="single" w:color="CCCCCC" w:sz="1"/>
+              <w:right w:val="single" w:color="CCCCCC" w:sz="1"/>
+            </w:tcBorders>
+            <w:shd w:fill="F2F7FA" w:val="clear"/>
+            <w:tcMar>
+              <w:top w:type="dxa" w:w="80"/>
+              <w:left w:type="dxa" w:w="120"/>
+              <w:bottom w:type="dxa" w:w="80"/>
+              <w:right w:type="dxa" w:w="120"/>
+            </w:tcMar>
+          </w:tcPr>
+          <w:p>
+            <w:pPr>
+              <w:spacing w:line="276"/>
+            </w:pPr>
+            <w:r>
+              <w:rPr>
+                <w:rFonts w:ascii="Arial" w:cs="Arial" w:eastAsia="Arial" w:hAnsi="Arial"/>
+                <w:b/>
+                <w:bCs/>
+                <w:sz w:val="20"/>
+                <w:szCs w:val="20"/>
+              </w:rPr>
+              <w:t xml:space="preserve">2026-07-27</w:t>
+            </w:r>
+          </w:p>
+        </w:tc>
+        <w:tc>
+          <w:tcPr>
+            <w:tcW w:type="dxa" w:w="1100"/>
+            <w:tcBorders>
+              <w:top w:val="single" w:color="CCCCCC" w:sz="1"/>
+              <w:left w:val="single" w:color="CCCCCC" w:sz="1"/>
+              <w:bottom w:val="single" w:color="CCCCCC" w:sz="1"/>
+              <w:right w:val="single" w:color="CCCCCC" w:sz="1"/>
+            </w:tcBorders>
+            <w:shd w:fill="F2F7FA" w:val="clear"/>
+            <w:tcMar>
+              <w:top w:type="dxa" w:w="80"/>
+              <w:left w:type="dxa" w:w="120"/>
+              <w:bottom w:type="dxa" w:w="80"/>
+              <w:right w:type="dxa" w:w="120"/>
+            </w:tcMar>
+          </w:tcPr>
+          <w:p>
+            <w:pPr>
+              <w:spacing w:line="276"/>
+            </w:pPr>
+            <w:r>
+              <w:rPr>
+                <w:rFonts w:ascii="Arial" w:cs="Arial" w:eastAsia="Arial" w:hAnsi="Arial"/>
+                <w:color w:val="000000"/>
+                <w:sz w:val="20"/>
+                <w:szCs w:val="20"/>
+              </w:rPr>
+              <w:t xml:space="preserve">SCN-041</w:t>
+            </w:r>
+          </w:p>
+        </w:tc>
+        <w:tc>
+          <w:tcPr>
+            <w:tcW w:type="dxa" w:w="2500"/>
+            <w:tcBorders>
+              <w:top w:val="single" w:color="CCCCCC" w:sz="1"/>
+              <w:left w:val="single" w:color="CCCCCC" w:sz="1"/>
+              <w:bottom w:val="single" w:color="CCCCCC" w:sz="1"/>
+              <w:right w:val="single" w:color="CCCCCC" w:sz="1"/>
+            </w:tcBorders>
+            <w:shd w:fill="F2F7FA" w:val="clear"/>
+            <w:tcMar>
+              <w:top w:type="dxa" w:w="80"/>
+              <w:left w:type="dxa" w:w="120"/>
+              <w:bottom w:type="dxa" w:w="80"/>
+              <w:right w:type="dxa" w:w="120"/>
+            </w:tcMar>
+          </w:tcPr>
+          <w:p>
+            <w:pPr>
+              <w:spacing w:line="276"/>
+            </w:pPr>
+            <w:r>
+              <w:rPr>
+                <w:rFonts w:ascii="Arial" w:cs="Arial" w:eastAsia="Arial" w:hAnsi="Arial"/>
+                <w:color w:val="000000"/>
+                <w:sz w:val="20"/>
+                <w:szCs w:val="20"/>
+              </w:rPr>
+              <w:t xml:space="preserve">Breach history wired into the live scan and into scoring, on RECENCY rather than count (gated: BREACH_INTEL_SCORING_ENABLED). New checkers_breach_intel.BreachIntelChecker runs as a heavy sequential checker (130s budget, skippable via skip_breach_intel like the other metered checkers); it resolves a company name from the domain (og:site_name -&gt; page title -&gt; domain stem), runs the SCN-040 research engine, and caches per domain for 14 days. Scoring: researched_breach_risk() maps months-since-incident to category risk (&lt;=12mo 90, &lt;=24mo 70, &lt;=36mo 45, &lt;=60mo 25, older 10; undated-confirmed 50; a single-source 'reported' verdict carries 70%) and SUPERSEDES the HIBP count in the SAME breaches slot at the SAME 0.07 weight via max() -- a better data source into an existing channel, not a new lever, so nothing is double-counted and HIBP remains a floor. The Data Breach Index's breach-recency component (0-20 points) has existed since day one but read HIBP's most_recent_breach, which is null for virtually every South African domain: the lever existed and never fired, and now takes the researched date. RSI gains a repeat-victimisation factor cut into quarters through the first year (0-3mo +0.16, 3-6mo +0.14, 6-9mo +0.12, 9-12mo +0.10, 12-24mo +0.06, 24-36mo +0.03, none beyond) -- owner calibration: the recovery window is itself the elevated-risk period, since an insured still rebuilding systems, rotating credentials and running IR is at its most exposed. Dashboard: a dedicated Breach History panel leads the Exposure page (verdict, dated incidents with records and root cause, cited sources); the scan form gained a live web-search-key indicator backed by GET /api/breach-intel/status.</w:t>
+            </w:r>
+          </w:p>
+        </w:tc>
+        <w:tc>
+          <w:tcPr>
+            <w:tcW w:type="dxa" w:w="2500"/>
+            <w:tcBorders>
+              <w:top w:val="single" w:color="CCCCCC" w:sz="1"/>
+              <w:left w:val="single" w:color="CCCCCC" w:sz="1"/>
+              <w:bottom w:val="single" w:color="CCCCCC" w:sz="1"/>
+              <w:right w:val="single" w:color="CCCCCC" w:sz="1"/>
+            </w:tcBorders>
+            <w:shd w:fill="F2F7FA" w:val="clear"/>
+            <w:tcMar>
+              <w:top w:type="dxa" w:w="80"/>
+              <w:left w:type="dxa" w:w="120"/>
+              <w:bottom w:type="dxa" w:w="80"/>
+              <w:right w:type="dxa" w:w="120"/>
+            </w:tcMar>
+          </w:tcPr>
+          <w:p>
+            <w:pPr>
+              <w:spacing w:line="276"/>
+            </w:pPr>
+            <w:r>
+              <w:rPr>
+                <w:rFonts w:ascii="Arial" w:cs="Arial" w:eastAsia="Arial" w:hAnsi="Arial"/>
+                <w:color w:val="000000"/>
+                <w:sz w:val="20"/>
+                <w:szCs w:val="20"/>
+              </w:rPr>
+              <w:t xml:space="preserve">Recency beats count because HIBP rarely evidences a corporate incident at all -- it catalogues exposed email addresses -- so the old breach_count x 15 both under-fired (0 for most SA domains) and mis-ranked (several old breaches outweighing one last quarter). FAIL-SAFE IS THE CENTRAL PROPERTY: the search engine degrades silently to snippet-only results on a missing, rotated or unfunded key, so an unresearched scan reporting 'no breach' would be a false clean on an underwriting report. researched_breach_risk() therefore returns None unless the checker reached a conclusive verdict, the checker returns a NON-CONCLUSIVE status (rendered 'Not assessed', never green) unless the key health-probes active, and the key probe tests both validity and spendable credit (a valid but depleted key still returns 200 from the free model listing -- caught in production when the AI Studio credits ran out mid-scan). Verified on the mip.co.za profile (HIBP: 0 breaches; researched: confirmed incident disclosed 2026-06-26): overall score 162 -&gt; 225 (Low -&gt; Medium), DBI recency 20 -&gt; 0 points, RSI 0.235 -&gt; 0.423, with the factor attributed and decaying to baseline past 36 months; all five unassessed/clean paths change nothing. GOLDEN CHECK PASSES UNCHANGED -- the change is inert without breach_intel data, so no existing scan, fixture or report shifts. OPEN: adversarial-gate scenarios for breach_intel; no PDF section yet (dashboard only); per-scan Gemini cost unmeasured.</w:t>
+            </w:r>
+          </w:p>
+        </w:tc>
+        <w:tc>
+          <w:tcPr>
+            <w:tcW w:type="dxa" w:w="1626"/>
+            <w:tcBorders>
+              <w:top w:val="single" w:color="CCCCCC" w:sz="1"/>
+              <w:left w:val="single" w:color="CCCCCC" w:sz="1"/>
+              <w:bottom w:val="single" w:color="CCCCCC" w:sz="1"/>
+              <w:right w:val="single" w:color="CCCCCC" w:sz="1"/>
+            </w:tcBorders>
+            <w:shd w:fill="F2F7FA" w:val="clear"/>
+            <w:tcMar>
+              <w:top w:type="dxa" w:w="80"/>
+              <w:left w:type="dxa" w:w="120"/>
+              <w:bottom w:type="dxa" w:w="80"/>
+              <w:right w:type="dxa" w:w="120"/>
+            </w:tcMar>
+          </w:tcPr>
+          <w:p>
+            <w:pPr>
+              <w:spacing w:line="276"/>
+            </w:pPr>
+            <w:r>
+              <w:rPr>
+                <w:rFonts w:ascii="Arial" w:cs="Arial" w:eastAsia="Arial" w:hAnsi="Arial"/>
+                <w:color w:val="000000"/>
+                <w:sz w:val="20"/>
+                <w:szCs w:val="20"/>
+              </w:rPr>
+              <w:t xml:space="preserve">Done (SCN-041, 2026-07-27)</w:t>
             </w:r>
           </w:p>
         </w:tc>

--- a/security_scanner/Phishield_Scanner_Gap_Analysis_v10.docx
+++ b/security_scanner/Phishield_Scanner_Gap_Analysis_v10.docx
@@ -4913,7 +4913,7 @@
                 <w:sz w:val="20"/>
                 <w:szCs w:val="20"/>
               </w:rPr>
-              <w:t xml:space="preserve">Recency beats count because HIBP rarely evidences a corporate incident at all -- it catalogues exposed email addresses -- so the old breach_count x 15 both under-fired (0 for most SA domains) and mis-ranked (several old breaches outweighing one last quarter). FAIL-SAFE IS THE CENTRAL PROPERTY: the search engine degrades silently to snippet-only results on a missing, rotated or unfunded key, so an unresearched scan reporting 'no breach' would be a false clean on an underwriting report. researched_breach_risk() therefore returns None unless the checker reached a conclusive verdict, the checker returns a NON-CONCLUSIVE status (rendered 'Not assessed', never green) unless the key health-probes active, and the key probe tests both validity and spendable credit (a valid but depleted key still returns 200 from the free model listing -- caught in production when the AI Studio credits ran out mid-scan). Verified on the mip.co.za profile (HIBP: 0 breaches; researched: confirmed incident disclosed 2026-06-26): overall score 162 -&gt; 225 (Low -&gt; Medium), DBI recency 20 -&gt; 0 points, RSI 0.235 -&gt; 0.423, with the factor attributed and decaying to baseline past 36 months; all five unassessed/clean paths change nothing. GOLDEN CHECK PASSES UNCHANGED -- the change is inert without breach_intel data, so no existing scan, fixture or report shifts. OPEN: adversarial-gate scenarios for breach_intel; no PDF section yet (dashboard only); per-scan Gemini cost unmeasured.</w:t>
+              <w:t xml:space="preserve">Recency beats count because HIBP rarely evidences a corporate incident at all -- it catalogues exposed email addresses -- so the old breach_count x 15 both under-fired (0 for most SA domains) and mis-ranked (several old breaches outweighing one last quarter). FAIL-SAFE IS THE CENTRAL PROPERTY: the search engine degrades silently to snippet-only results on a missing, rotated or unfunded key, so an unresearched scan reporting 'no breach' would be a false clean on an underwriting report. researched_breach_risk() therefore returns None unless the checker reached a conclusive verdict, the checker returns a NON-CONCLUSIVE status (rendered 'Not assessed', never green) unless the key health-probes active, and the key probe tests both validity and spendable credit (a valid but depleted key still returns 200 from the free model listing -- caught in production when the AI Studio credits ran out mid-scan). Verified on the mip.co.za profile (HIBP: 0 breaches; researched: confirmed incident disclosed 2026-06-26): overall score 162 -&gt; 225 (Low -&gt; Medium), DBI recency 20 -&gt; 0 points, RSI 0.235 -&gt; 0.423, with the factor attributed and decaying to baseline past 36 months; all five unassessed/clean paths change nothing. GOLDEN CHECK PASSES UNCHANGED -- the change is inert without breach_intel data, so no existing scan, fixture or report shifts. The adversarial gate gained 17 breach-intel scenarios (40 -&gt; 57), each encoding an observed rather than imagined failure: the nine ransomware victims that the 3-letter token 'mip' substring-matched must stay rejected (proven fail-without-fix: reverting to substring readmits them), every unresearched or clean state must return None from researched_breach_risk, and both scoring channels must follow the recency ladder including the quarterly RSI steps and the decay past 36 months. The full report gained a Breach History card leading Exposure &amp; Reputation, whose unassessed state prints its caveat unconditionally (build_cat_card only renders a fallback when the issues list is empty, which had suppressed the one line that stops a reader treating an outage as a clean record). MEASURED COST per lookup on the VM (real usage metadata plus the per-query grounding fee): quick 3 Gemini calls, 2,466/1,385 tokens, USD 0.0160 = R0.30, 36s; deep 5 calls, 5,420/2,508 tokens, USD 0.0168 = R0.31, 47s -- grounding is billed per query and runs once either way, so it is about 87% of the cost and deep buys an extra search-reason-search round for roughly 5% more money, hence deep is the default. Each scan records its own cost so a book-wide sweep can be priced from real scans rather than an estimate.</w:t>
             </w:r>
           </w:p>
         </w:tc>
